--- a/sprachmodelle/Steckbriefe/Word_Dokumente/C_token_prediction_huggingface_Arbeitsblatt.docx
+++ b/sprachmodelle/Steckbriefe/Word_Dokumente/C_token_prediction_huggingface_Arbeitsblatt.docx
@@ -130,18 +130,11 @@
       </w:r>
     </w:p>
     <w:p>
-      <w:pPr>
-        <w:rPr>
-          <w:lang w:val="sv-SE"/>
-        </w:rPr>
-      </w:pPr>
-      <w:proofErr w:type="spellStart"/>
-      <w:r>
-        <w:rPr>
-          <w:rFonts w:ascii="Calibri" w:hAnsi="Calibri" w:cs="Calibri"/>
-          <w:sz w:val="32"/>
-          <w:szCs w:val="32"/>
-          <w:lang w:val="sv-SE"/>
+      <w:r>
+        <w:rPr>
+          <w:rFonts w:ascii="Calibri" w:hAnsi="Calibri" w:cs="Calibri"/>
+          <w:sz w:val="32"/>
+          <w:szCs w:val="32"/>
         </w:rPr>
         <w:t>Material</w:t>
       </w:r>
@@ -150,17 +143,14 @@
           <w:rFonts w:ascii="Calibri" w:hAnsi="Calibri" w:cs="Calibri"/>
           <w:sz w:val="32"/>
           <w:szCs w:val="32"/>
-          <w:lang w:val="sv-SE"/>
         </w:rPr>
         <w:t>ien</w:t>
       </w:r>
-      <w:proofErr w:type="spellEnd"/>
-      <w:r>
-        <w:rPr>
-          <w:rFonts w:ascii="Calibri" w:hAnsi="Calibri" w:cs="Calibri"/>
-          <w:sz w:val="32"/>
-          <w:szCs w:val="32"/>
-          <w:lang w:val="sv-SE"/>
+      <w:r>
+        <w:rPr>
+          <w:rFonts w:ascii="Calibri" w:hAnsi="Calibri" w:cs="Calibri"/>
+          <w:sz w:val="32"/>
+          <w:szCs w:val="32"/>
         </w:rPr>
         <w:t>:</w:t>
       </w:r>
@@ -169,7 +159,6 @@
           <w:rFonts w:ascii="Calibri" w:hAnsi="Calibri" w:cs="Calibri"/>
           <w:sz w:val="32"/>
           <w:szCs w:val="32"/>
-          <w:lang w:val="sv-SE"/>
         </w:rPr>
         <w:t xml:space="preserve"> </w:t>
       </w:r>
@@ -178,7 +167,6 @@
           <w:rFonts w:ascii="Calibri" w:hAnsi="Calibri" w:cs="Calibri"/>
           <w:sz w:val="32"/>
           <w:szCs w:val="32"/>
-          <w:lang w:val="sv-SE"/>
         </w:rPr>
         <w:t xml:space="preserve"> </w:t>
       </w:r>
@@ -187,24 +175,30 @@
           <w:rFonts w:ascii="Calibri" w:hAnsi="Calibri" w:cs="Calibri"/>
           <w:sz w:val="32"/>
           <w:szCs w:val="32"/>
-          <w:lang w:val="sv-SE"/>
         </w:rPr>
         <w:tab/>
       </w:r>
-      <w:hyperlink r:id="rId8" w:history="1">
-        <w:proofErr w:type="spellStart"/>
-        <w:r>
-          <w:rPr>
-            <w:rStyle w:val="Hyperlink"/>
-            <w:rFonts w:ascii="Calibri" w:hAnsi="Calibri" w:cs="Calibri"/>
-            <w:sz w:val="32"/>
-            <w:szCs w:val="32"/>
-            <w:lang w:val="sv-SE"/>
-          </w:rPr>
-          <w:t>TokenPrediction.ipynb</w:t>
-        </w:r>
-        <w:proofErr w:type="spellEnd"/>
-      </w:hyperlink>
+      <w:r>
+        <w:fldChar w:fldCharType="begin"/>
+      </w:r>
+      <w:r>
+        <w:instrText>HYPERLINK "https://github.com/spaciva-Bauer/KIT_T/tree/master/FOS/11/Lernbereich_1/Sprachmodelle/Prompting/prediction"</w:instrText>
+      </w:r>
+      <w:r>
+        <w:fldChar w:fldCharType="separate"/>
+      </w:r>
+      <w:r>
+        <w:rPr>
+          <w:rStyle w:val="Hyperlink"/>
+          <w:rFonts w:ascii="Calibri" w:hAnsi="Calibri" w:cs="Calibri"/>
+          <w:sz w:val="32"/>
+          <w:szCs w:val="32"/>
+        </w:rPr>
+        <w:t>TokenPrediction.ipynb</w:t>
+      </w:r>
+      <w:r>
+        <w:fldChar w:fldCharType="end"/>
+      </w:r>
     </w:p>
     <w:p>
       <w:pPr>
@@ -212,7 +206,6 @@
           <w:rFonts w:ascii="Calibri" w:hAnsi="Calibri" w:cs="Calibri"/>
           <w:sz w:val="32"/>
           <w:szCs w:val="32"/>
-          <w:lang w:val="sv-SE"/>
         </w:rPr>
       </w:pPr>
       <w:r>
@@ -392,7 +385,7 @@
         </w:rPr>
         <w:br/>
       </w:r>
-      <w:hyperlink r:id="rId9" w:anchor="mask-filling" w:history="1">
+      <w:hyperlink r:id="rId8" w:anchor="mask-filling" w:history="1">
         <w:r>
           <w:rPr>
             <w:rStyle w:val="Hyperlink"/>
@@ -435,7 +428,7 @@
         </w:rPr>
         <w:t xml:space="preserve">Probieren Sie weitere Sprachmodelle aus: </w:t>
       </w:r>
-      <w:hyperlink r:id="rId10" w:history="1">
+      <w:hyperlink r:id="rId9" w:history="1">
         <w:r>
           <w:rPr>
             <w:rStyle w:val="Hyperlink"/>
@@ -498,8 +491,8 @@
     <w:p/>
     <w:p/>
     <w:sectPr>
-      <w:headerReference w:type="default" r:id="rId11"/>
-      <w:footerReference w:type="default" r:id="rId12"/>
+      <w:headerReference w:type="default" r:id="rId10"/>
+      <w:footerReference w:type="default" r:id="rId11"/>
       <w:pgSz w:w="11906" w:h="16838"/>
       <w:pgMar w:top="2407" w:right="1417" w:bottom="1134" w:left="1417" w:header="708" w:footer="708" w:gutter="0"/>
       <w:cols w:space="708"/>
